--- a/1. AGREEMENT/1. General-Purpose Contract/2-1 Minimal Academic License.docx
+++ b/1. AGREEMENT/1. General-Purpose Contract/2-1 Minimal Academic License.docx
@@ -959,7 +959,7 @@
           <w:sz w:val="20"/>
           <w:szCs w:val="20"/>
         </w:rPr>
-        <w:t>ライセンシーは、定義文を引用した論文・発表について、公表後30日以内に PDF をライセンサー宛てに</w:t>
+        <w:t>ライセンシーは、定義文を引用した論文・発表について、公表後30日以内にPDFをライセンサー宛てに</w:t>
       </w:r>
     </w:p>
     <w:p>
